--- a/Fase 1/Evidencias Grupales/1.5_GuiaEstudiante_Fase 1_Definicion Proyecto APT.docx
+++ b/Fase 1/Evidencias Grupales/1.5_GuiaEstudiante_Fase 1_Definicion Proyecto APT.docx
@@ -340,7 +340,7 @@
         <w:widowControl w:val="1"/>
         <w:numPr>
           <w:ilvl w:val="0"/>
-          <w:numId w:val="1"/>
+          <w:numId w:val="2"/>
         </w:numPr>
         <w:pBdr>
           <w:top w:space="0" w:sz="0" w:val="nil"/>
@@ -1700,7 +1700,20 @@
                 <w:szCs w:val="20"/>
                 <w:rtl w:val="0"/>
               </w:rPr>
-              <w:t xml:space="preserve">La factibilidad técnica y temporal (para el término del semestre) es alta. La arquitectura está diseñada para ser "IoT-ready", lo que permite utilizar simuladores (Mocks) de eventos en la API para simular el hardware físico, eliminando dependencias de compras o importaciones de sensores. El riesgo principal radica en las integraciones; por ello se documentarán estrictamente los contratos de datos (JSON) antes de la codificación.</w:t>
+              <w:t xml:space="preserve">La factibilidad técnica y temporal (para el término del semestre) es alta. La arquitectura está diseñada para ser "IoT-ready", lo que permite utilizar simuladores (Mocks) de eventos en la API para simular el hardware físico, eliminando dependencias de compras o importaciones de sensores. </w:t>
+            </w:r>
+            <w:r>
+              <w:rPr>
+                <w:sz w:val="20"/>
+                <w:szCs w:val="20"/>
+                <w:rtl w:val="0"/>
+              </w:rPr>
+              <w:t xml:space="preserve">El riesgo principal radica en las integraciones; por ello utilizaremos una Metodología Ágil (Sprints), documentando contratos de datos tempranos y realizando integraciones continuas para mitigar errores de forma anticipada.</w:t>
+            </w:r>
+            <w:r>
+              <w:rPr>
+                <w:rtl w:val="0"/>
+              </w:rPr>
             </w:r>
           </w:p>
         </w:tc>
@@ -1730,7 +1743,7 @@
         <w:widowControl w:val="1"/>
         <w:numPr>
           <w:ilvl w:val="0"/>
-          <w:numId w:val="1"/>
+          <w:numId w:val="2"/>
         </w:numPr>
         <w:pBdr>
           <w:top w:space="0" w:sz="0" w:val="nil"/>
@@ -2043,7 +2056,7 @@
               <w:widowControl w:val="1"/>
               <w:numPr>
                 <w:ilvl w:val="0"/>
-                <w:numId w:val="2"/>
+                <w:numId w:val="3"/>
               </w:numPr>
               <w:pBdr>
                 <w:top w:space="0" w:sz="0" w:val="nil"/>
@@ -2099,7 +2112,7 @@
               <w:widowControl w:val="1"/>
               <w:numPr>
                 <w:ilvl w:val="0"/>
-                <w:numId w:val="2"/>
+                <w:numId w:val="3"/>
               </w:numPr>
               <w:pBdr>
                 <w:top w:space="0" w:sz="0" w:val="nil"/>
@@ -2155,7 +2168,7 @@
               <w:widowControl w:val="1"/>
               <w:numPr>
                 <w:ilvl w:val="0"/>
-                <w:numId w:val="2"/>
+                <w:numId w:val="3"/>
               </w:numPr>
               <w:pBdr>
                 <w:top w:space="0" w:sz="0" w:val="nil"/>
@@ -2211,7 +2224,7 @@
               <w:widowControl w:val="1"/>
               <w:numPr>
                 <w:ilvl w:val="0"/>
-                <w:numId w:val="2"/>
+                <w:numId w:val="3"/>
               </w:numPr>
               <w:pBdr>
                 <w:top w:space="0" w:sz="0" w:val="nil"/>
@@ -2528,26 +2541,31 @@
             </w:pPr>
             <w:r>
               <w:rPr>
-                <w:rFonts w:ascii="Calibri" w:cs="Calibri" w:eastAsia="Calibri" w:hAnsi="Calibri"/>
-                <w:sz w:val="20"/>
-                <w:szCs w:val="20"/>
-                <w:rtl w:val="0"/>
-              </w:rPr>
-              <w:t xml:space="preserve">Se utilizará un enfoque tradicional en Cascada (Waterfall). Esta decisión estratégica se justifica debido a la naturaleza de los sistemas que proyectan integraciones de hardware (IoT). Los requerimientos de interfaz externa y los contratos de las APIs deben quedar estrictamente documentados en las fases iniciales (Documento de Especificación de Requisitos y Arquitectura) antes de la codificación, asegurando un proceso de calidad sin ambigüedades.</w:t>
-            </w:r>
-          </w:p>
-          <w:p>
-            <w:pPr>
-              <w:jc w:val="both"/>
-              <w:rPr>
-                <w:rFonts w:ascii="Calibri" w:cs="Calibri" w:eastAsia="Calibri" w:hAnsi="Calibri"/>
-                <w:sz w:val="20"/>
-                <w:szCs w:val="20"/>
-              </w:rPr>
-            </w:pPr>
-            <w:r>
-              <w:rPr>
-                <w:rFonts w:ascii="Calibri" w:cs="Calibri" w:eastAsia="Calibri" w:hAnsi="Calibri"/>
+                <w:sz w:val="20"/>
+                <w:szCs w:val="20"/>
+                <w:rtl w:val="0"/>
+              </w:rPr>
+              <w:t xml:space="preserve">Se utilizará un enfoque de Metodología Ágil (Scrum adaptado). Esta decisión estratégica se justifica para manejar la incertidumbre sobre el alcance final de la integración de hardware (IoT). Dividir el proyecto en iteraciones cortas (Sprints de 2 semanas) permite entregar incrementos funcionales constantes. Los contratos de las APIs se documentarán en el Sprint inicial, permitiendo que el Frontend, Backend y Arquitectura de Datos trabajen en paralelo. Las tareas, epopeyas y user stories serán gestionadas a través de tableros Kanban en Jira Software, garantizando trazabilidad y adaptación rápida ante bloqueos técnicos.</w:t>
+            </w:r>
+            <w:r>
+              <w:rPr>
+                <w:rtl w:val="0"/>
+              </w:rPr>
+            </w:r>
+          </w:p>
+          <w:p>
+            <w:pPr>
+              <w:spacing w:after="240" w:before="240" w:lineRule="auto"/>
+              <w:jc w:val="both"/>
+              <w:rPr>
+                <w:b w:val="1"/>
+                <w:bCs w:val="1"/>
+                <w:sz w:val="20"/>
+                <w:szCs w:val="20"/>
+              </w:rPr>
+            </w:pPr>
+            <w:r>
+              <w:rPr>
                 <w:b w:val="1"/>
                 <w:bCs w:val="1"/>
                 <w:sz w:val="20"/>
@@ -2555,57 +2573,55 @@
                 <w:rtl w:val="0"/>
               </w:rPr>
               <w:t xml:space="preserve">Distribución de Roles del Equipo:</w:t>
-            </w:r>
-            <w:r>
-              <w:rPr>
-                <w:rtl w:val="0"/>
-              </w:rPr>
             </w:r>
           </w:p>
           <w:p>
             <w:pPr>
               <w:numPr>
                 <w:ilvl w:val="0"/>
-                <w:numId w:val="3"/>
+                <w:numId w:val="1"/>
               </w:numPr>
+              <w:spacing w:after="0" w:afterAutospacing="0" w:before="240" w:lineRule="auto"/>
               <w:ind w:left="720" w:hanging="360"/>
-              <w:jc w:val="both"/>
-              <w:rPr/>
-            </w:pPr>
-            <w:r>
-              <w:rPr>
-                <w:rFonts w:ascii="Calibri" w:cs="Calibri" w:eastAsia="Calibri" w:hAnsi="Calibri"/>
-                <w:b w:val="1"/>
-                <w:bCs w:val="1"/>
-                <w:sz w:val="20"/>
-                <w:szCs w:val="20"/>
-                <w:rtl w:val="0"/>
-              </w:rPr>
-              <w:t xml:space="preserve">Carlos Román (Líder de Proyecto y UI/UX):</w:t>
-            </w:r>
-            <w:r>
-              <w:rPr>
-                <w:rFonts w:ascii="Calibri" w:cs="Calibri" w:eastAsia="Calibri" w:hAnsi="Calibri"/>
-                <w:sz w:val="20"/>
-                <w:szCs w:val="20"/>
-                <w:rtl w:val="0"/>
-              </w:rPr>
-              <w:t xml:space="preserve"> Responsable de la gestión del cronograma, levantamiento de requerimientos y diseño de la experiencia/interfaz de usuario para asegurar una operación sin fricciones.</w:t>
+              <w:rPr>
+                <w:sz w:val="20"/>
+                <w:szCs w:val="20"/>
+              </w:rPr>
+            </w:pPr>
+            <w:r>
+              <w:rPr>
+                <w:b w:val="1"/>
+                <w:bCs w:val="1"/>
+                <w:sz w:val="20"/>
+                <w:szCs w:val="20"/>
+                <w:rtl w:val="0"/>
+              </w:rPr>
+              <w:t xml:space="preserve">Carlos Román (Scrum Master y UI/UX):</w:t>
+            </w:r>
+            <w:r>
+              <w:rPr>
+                <w:sz w:val="20"/>
+                <w:szCs w:val="20"/>
+                <w:rtl w:val="0"/>
+              </w:rPr>
+              <w:t xml:space="preserve"> Responsable de gestionar el Backlog en Jira, remover impedimentos, levantar requerimientos y diseñar la experiencia de usuario para asegurar una operación sin fricciones.</w:t>
             </w:r>
           </w:p>
           <w:p>
             <w:pPr>
               <w:numPr>
                 <w:ilvl w:val="0"/>
-                <w:numId w:val="3"/>
+                <w:numId w:val="1"/>
               </w:numPr>
+              <w:spacing w:after="0" w:afterAutospacing="0" w:before="0" w:beforeAutospacing="0" w:lineRule="auto"/>
               <w:ind w:left="720" w:hanging="360"/>
-              <w:jc w:val="both"/>
-              <w:rPr/>
-            </w:pPr>
-            <w:r>
-              <w:rPr>
-                <w:rFonts w:ascii="Calibri" w:cs="Calibri" w:eastAsia="Calibri" w:hAnsi="Calibri"/>
+              <w:rPr>
+                <w:sz w:val="20"/>
+                <w:szCs w:val="20"/>
+              </w:rPr>
+            </w:pPr>
+            <w:r>
+              <w:rPr>
                 <w:b w:val="1"/>
                 <w:bCs w:val="1"/>
                 <w:sz w:val="20"/>
@@ -2616,27 +2632,28 @@
             </w:r>
             <w:r>
               <w:rPr>
-                <w:rFonts w:ascii="Calibri" w:cs="Calibri" w:eastAsia="Calibri" w:hAnsi="Calibri"/>
-                <w:sz w:val="20"/>
-                <w:szCs w:val="20"/>
-                <w:rtl w:val="0"/>
-              </w:rPr>
-              <w:t xml:space="preserve"> Encargado de diseñar el modelo relacional, asegurar la inmutabilidad de los registros transaccionales y estructurar los procesos para Business Intelligence.</w:t>
+                <w:sz w:val="20"/>
+                <w:szCs w:val="20"/>
+                <w:rtl w:val="0"/>
+              </w:rPr>
+              <w:t xml:space="preserve"> Encargado de diseñar el modelo relacional en Oracle, asegurar la inmutabilidad de los registros transaccionales y estructurar los procesos para Business Intelligence.</w:t>
             </w:r>
           </w:p>
           <w:p>
             <w:pPr>
               <w:numPr>
                 <w:ilvl w:val="0"/>
-                <w:numId w:val="3"/>
+                <w:numId w:val="1"/>
               </w:numPr>
+              <w:spacing w:after="240" w:before="0" w:beforeAutospacing="0" w:lineRule="auto"/>
               <w:ind w:left="720" w:hanging="360"/>
-              <w:jc w:val="both"/>
-              <w:rPr/>
-            </w:pPr>
-            <w:r>
-              <w:rPr>
-                <w:rFonts w:ascii="Calibri" w:cs="Calibri" w:eastAsia="Calibri" w:hAnsi="Calibri"/>
+              <w:rPr>
+                <w:sz w:val="20"/>
+                <w:szCs w:val="20"/>
+              </w:rPr>
+            </w:pPr>
+            <w:r>
+              <w:rPr>
                 <w:b w:val="1"/>
                 <w:bCs w:val="1"/>
                 <w:sz w:val="20"/>
@@ -2647,12 +2664,28 @@
             </w:r>
             <w:r>
               <w:rPr>
-                <w:rFonts w:ascii="Calibri" w:cs="Calibri" w:eastAsia="Calibri" w:hAnsi="Calibri"/>
-                <w:sz w:val="20"/>
-                <w:szCs w:val="20"/>
-                <w:rtl w:val="0"/>
-              </w:rPr>
-              <w:t xml:space="preserve"> Responsable de programar la lógica de negocio, asegurar los endpoints y preparar el sistema para la futura integración física mediante simuladores.</w:t>
+                <w:sz w:val="20"/>
+                <w:szCs w:val="20"/>
+                <w:rtl w:val="0"/>
+              </w:rPr>
+              <w:t xml:space="preserve"> Responsable de programar la lógica de negocio en Java, asegurar los endpoints y preparar los simuladores IoT (Mocks).</w:t>
+            </w:r>
+          </w:p>
+          <w:p>
+            <w:pPr>
+              <w:ind w:left="0" w:firstLine="0"/>
+              <w:jc w:val="both"/>
+              <w:rPr>
+                <w:b w:val="1"/>
+                <w:bCs w:val="1"/>
+                <w:sz w:val="20"/>
+                <w:szCs w:val="20"/>
+              </w:rPr>
+            </w:pPr>
+            <w:r>
+              <w:rPr>
+                <w:rtl w:val="0"/>
+              </w:rPr>
             </w:r>
           </w:p>
           <w:p>
@@ -3333,7 +3366,7 @@
                 <w:szCs w:val="20"/>
                 <w:rtl w:val="0"/>
               </w:rPr>
-              <w:t xml:space="preserve">Define el alcance del producto SaaS y actúa como contrato técnico vinculante antes de iniciar la programación, vital para la metodología Cascada </w:t>
+              <w:t xml:space="preserve">Define el Product Backlog del sistema SaaS y actúa como base técnica inicial antes de iniciar los Sprints de programación.</w:t>
             </w:r>
             <w:r>
               <w:rPr>
@@ -4605,7 +4638,7 @@
                 <w:szCs w:val="20"/>
                 <w:rtl w:val="0"/>
               </w:rPr>
-              <w:t xml:space="preserve">Levantamiento de Requisitos (ERS) y Planificación </w:t>
+              <w:t xml:space="preserve">Gestión Ágil y Planificación (Scrum/Kanban)</w:t>
             </w:r>
           </w:p>
         </w:tc>
@@ -4631,7 +4664,7 @@
                 <w:szCs w:val="20"/>
                 <w:rtl w:val="0"/>
               </w:rPr>
-              <w:t xml:space="preserve">Elaboración del documento ERS, definición de casos de uso y cronograma en plataforma de gestión. </w:t>
+              <w:t xml:space="preserve">Administración del Product Backlog, ceremonias ágiles y control de Sprints para entregas funcionales.</w:t>
             </w:r>
           </w:p>
         </w:tc>
@@ -4657,7 +4690,7 @@
                 <w:szCs w:val="20"/>
                 <w:rtl w:val="0"/>
               </w:rPr>
-              <w:t xml:space="preserve">Jira, Plantillas IEEE 830, Microsoft Word </w:t>
+              <w:t xml:space="preserve">Jira Software, Confluence, Documentación ERS</w:t>
             </w:r>
           </w:p>
         </w:tc>
@@ -4683,7 +4716,7 @@
                 <w:szCs w:val="20"/>
                 <w:rtl w:val="0"/>
               </w:rPr>
-              <w:t xml:space="preserve">2 semanas </w:t>
+              <w:t xml:space="preserve">8 semanas (Sprints 1 al 4)</w:t>
             </w:r>
           </w:p>
           <w:p>
@@ -4748,7 +4781,7 @@
                 <w:szCs w:val="20"/>
                 <w:rtl w:val="0"/>
               </w:rPr>
-              <w:t xml:space="preserve">Requiere validación temprana con el docente guía para congelar el alcance. </w:t>
+              <w:t xml:space="preserve">Actividad continua. Requiere priorización del Backlog al inicio de cada iteración.</w:t>
             </w:r>
           </w:p>
         </w:tc>
@@ -4807,7 +4840,7 @@
                 <w:szCs w:val="20"/>
                 <w:rtl w:val="0"/>
               </w:rPr>
-              <w:t xml:space="preserve">Diseño de Base de Datos y Pipeline ETL </w:t>
+              <w:t xml:space="preserve">Modelamiento Relacional y Pipeline Analítico</w:t>
             </w:r>
           </w:p>
         </w:tc>
@@ -4833,7 +4866,7 @@
                 <w:szCs w:val="20"/>
                 <w:rtl w:val="0"/>
               </w:rPr>
-              <w:t xml:space="preserve">Creación del modelo relacional transaccional y diseño del flujo de datos hacia tableros operativos. </w:t>
+              <w:t xml:space="preserve">Diseño iterativo del modelo transaccional inmutable, poblado de datos y construcción de dashboards estratégicos.</w:t>
             </w:r>
           </w:p>
         </w:tc>
@@ -4859,7 +4892,7 @@
                 <w:szCs w:val="20"/>
                 <w:rtl w:val="0"/>
               </w:rPr>
-              <w:t xml:space="preserve">Oracle SQL, Microsoft Power BI. </w:t>
+              <w:t xml:space="preserve">Oracle SQL, Microsoft Power BI</w:t>
             </w:r>
           </w:p>
         </w:tc>
@@ -4885,7 +4918,7 @@
                 <w:szCs w:val="20"/>
                 <w:rtl w:val="0"/>
               </w:rPr>
-              <w:t xml:space="preserve">3 semanas </w:t>
+              <w:t xml:space="preserve">8 semanas (Sprints 1 al 4)</w:t>
             </w:r>
           </w:p>
         </w:tc>
@@ -4937,7 +4970,7 @@
                 <w:szCs w:val="20"/>
                 <w:rtl w:val="0"/>
               </w:rPr>
-              <w:t xml:space="preserve">Depende de la correcta definición de métricas estratégicas para la administración. </w:t>
+              <w:t xml:space="preserve">Inicia con el diseño del MER (Sprint 1) y culmina con los procesos ETL (Sprint 4).</w:t>
             </w:r>
           </w:p>
         </w:tc>
@@ -4995,7 +5028,7 @@
                 <w:szCs w:val="20"/>
                 <w:rtl w:val="0"/>
               </w:rPr>
-              <w:t xml:space="preserve">Programación Backend y Simulador IoT </w:t>
+              <w:t xml:space="preserve">Desarrollo Backend y Simuladores IoT </w:t>
             </w:r>
           </w:p>
         </w:tc>
@@ -5021,7 +5054,7 @@
                 <w:szCs w:val="20"/>
                 <w:rtl w:val="0"/>
               </w:rPr>
-              <w:t xml:space="preserve">Desarrollo de la lógica de negocio, endpoints de la API y scripts para simular el hardware físico. </w:t>
+              <w:t xml:space="preserve">Creación iterativa de APIs RESTful, lógica de negocio y scripts de mocking para simular el hardware físico.</w:t>
             </w:r>
           </w:p>
         </w:tc>
@@ -5047,7 +5080,7 @@
                 <w:szCs w:val="20"/>
                 <w:rtl w:val="0"/>
               </w:rPr>
-              <w:t xml:space="preserve">Entorno Java (IDE), Postman, Microsoft Azure. </w:t>
+              <w:t xml:space="preserve">Entorno Java (Spring), Postman, Microsoft Azure</w:t>
             </w:r>
           </w:p>
         </w:tc>
@@ -5073,7 +5106,7 @@
                 <w:szCs w:val="20"/>
                 <w:rtl w:val="0"/>
               </w:rPr>
-              <w:t xml:space="preserve">5 semanas </w:t>
+              <w:t xml:space="preserve">8 semanas (Sprints 1 al 4)</w:t>
             </w:r>
           </w:p>
         </w:tc>
@@ -5125,7 +5158,7 @@
                 <w:szCs w:val="20"/>
                 <w:rtl w:val="0"/>
               </w:rPr>
-              <w:t xml:space="preserve">Es una fase crítica; puede presentar cuellos de botella en la integración de credenciales. </w:t>
+              <w:t xml:space="preserve">Entregas incrementales de endpoints integrables al final de cada Sprint.</w:t>
             </w:r>
           </w:p>
         </w:tc>
@@ -5183,7 +5216,7 @@
                 <w:szCs w:val="20"/>
                 <w:rtl w:val="0"/>
               </w:rPr>
-              <w:t xml:space="preserve">Construcción de UI/UX (App y Web Admin) </w:t>
+              <w:t xml:space="preserve">Construcción UI/UX (App y Web Admin)</w:t>
             </w:r>
           </w:p>
         </w:tc>
@@ -5209,7 +5242,7 @@
                 <w:szCs w:val="20"/>
                 <w:rtl w:val="0"/>
               </w:rPr>
-              <w:t xml:space="preserve">Programación de la interfaz móvil para usuarios finales y el panel de control institucional. </w:t>
+              <w:t xml:space="preserve">Diseño de prototipos y programación de las interfaces responsivas para usuarios finales y administración.</w:t>
             </w:r>
           </w:p>
         </w:tc>
@@ -5235,7 +5268,7 @@
                 <w:szCs w:val="20"/>
                 <w:rtl w:val="0"/>
               </w:rPr>
-              <w:t xml:space="preserve">Figma, Frameworks Web/Móviles. </w:t>
+              <w:t xml:space="preserve">Figma, Frameworks Web/Móviles</w:t>
             </w:r>
           </w:p>
         </w:tc>
@@ -5261,7 +5294,7 @@
                 <w:szCs w:val="20"/>
                 <w:rtl w:val="0"/>
               </w:rPr>
-              <w:t xml:space="preserve">4 semanas </w:t>
+              <w:t xml:space="preserve">8 semanas (Sprints 1 al 4)</w:t>
             </w:r>
           </w:p>
         </w:tc>
@@ -5313,7 +5346,7 @@
                 <w:szCs w:val="20"/>
                 <w:rtl w:val="0"/>
               </w:rPr>
-              <w:t xml:space="preserve">Se trabajará en paralelo al backend consumiendo datos simulados (mocks) inicialmente </w:t>
+              <w:t xml:space="preserve">Se desarrollará en paralelo al backend, consumiendo los contratos API documentados.</w:t>
             </w:r>
           </w:p>
         </w:tc>
@@ -6203,7 +6236,12 @@
                 <w:szCs w:val="16"/>
                 <w:rtl w:val="0"/>
               </w:rPr>
-              <w:t xml:space="preserve">Levantamiento de Requisitos (ERS) y Planificación </w:t>
+              <w:t xml:space="preserve">Sprint 0 - Kick off y product Backlog</w:t>
+            </w:r>
+            <w:r>
+              <w:rPr>
+                <w:rtl w:val="0"/>
+              </w:rPr>
             </w:r>
           </w:p>
         </w:tc>
@@ -6252,27 +6290,31 @@
           </w:p>
         </w:tc>
         <w:tc>
-          <w:tcPr/>
-          <w:p>
-            <w:pPr>
-              <w:spacing w:line="360" w:lineRule="auto"/>
-              <w:jc w:val="both"/>
-              <w:rPr>
-                <w:b w:val="1"/>
-                <w:bCs w:val="1"/>
-                <w:sz w:val="16"/>
-                <w:szCs w:val="16"/>
-              </w:rPr>
-            </w:pPr>
-            <w:r>
-              <w:rPr>
-                <w:rtl w:val="0"/>
-              </w:rPr>
-            </w:r>
-          </w:p>
-        </w:tc>
-        <w:tc>
-          <w:tcPr/>
+          <w:tcPr>
+            <w:shd w:fill="d9ead3" w:val="clear"/>
+          </w:tcPr>
+          <w:p>
+            <w:pPr>
+              <w:spacing w:line="360" w:lineRule="auto"/>
+              <w:jc w:val="both"/>
+              <w:rPr>
+                <w:b w:val="1"/>
+                <w:bCs w:val="1"/>
+                <w:sz w:val="16"/>
+                <w:szCs w:val="16"/>
+              </w:rPr>
+            </w:pPr>
+            <w:r>
+              <w:rPr>
+                <w:rtl w:val="0"/>
+              </w:rPr>
+            </w:r>
+          </w:p>
+        </w:tc>
+        <w:tc>
+          <w:tcPr>
+            <w:shd w:fill="d9ead3" w:val="clear"/>
+          </w:tcPr>
           <w:p>
             <w:pPr>
               <w:spacing w:line="360" w:lineRule="auto"/>
@@ -6600,7 +6642,47 @@
                 <w:szCs w:val="16"/>
                 <w:rtl w:val="0"/>
               </w:rPr>
-              <w:t xml:space="preserve">Diseño Arquitectónico, Modelo de Datos y Prototipos UI/UX </w:t>
+              <w:t xml:space="preserve">Sprint 1 - Fundamentos ( Modelo de datos y contratos API)</w:t>
+            </w:r>
+          </w:p>
+        </w:tc>
+        <w:tc>
+          <w:tcPr/>
+          <w:p>
+            <w:pPr>
+              <w:spacing w:line="360" w:lineRule="auto"/>
+              <w:jc w:val="both"/>
+              <w:rPr>
+                <w:b w:val="1"/>
+                <w:bCs w:val="1"/>
+                <w:sz w:val="16"/>
+                <w:szCs w:val="16"/>
+              </w:rPr>
+            </w:pPr>
+            <w:r>
+              <w:rPr>
+                <w:rtl w:val="0"/>
+              </w:rPr>
+            </w:r>
+          </w:p>
+        </w:tc>
+        <w:tc>
+          <w:tcPr/>
+          <w:p>
+            <w:pPr>
+              <w:spacing w:line="360" w:lineRule="auto"/>
+              <w:jc w:val="both"/>
+              <w:rPr>
+                <w:b w:val="1"/>
+                <w:bCs w:val="1"/>
+                <w:sz w:val="16"/>
+                <w:szCs w:val="16"/>
+              </w:rPr>
+            </w:pPr>
+            <w:r>
+              <w:rPr>
+                <w:rtl w:val="0"/>
+              </w:rPr>
             </w:r>
           </w:p>
         </w:tc>
@@ -6646,7 +6728,7 @@
         </w:tc>
         <w:tc>
           <w:tcPr>
-            <w:shd w:fill="d9ead3" w:val="clear"/>
+            <w:shd w:fill="fff2cc" w:val="clear"/>
           </w:tcPr>
           <w:p>
             <w:pPr>
@@ -6668,48 +6750,8 @@
         </w:tc>
         <w:tc>
           <w:tcPr>
-            <w:shd w:fill="d9ead3" w:val="clear"/>
+            <w:shd w:fill="fff2cc" w:val="clear"/>
           </w:tcPr>
-          <w:p>
-            <w:pPr>
-              <w:spacing w:line="360" w:lineRule="auto"/>
-              <w:jc w:val="both"/>
-              <w:rPr>
-                <w:b w:val="1"/>
-                <w:bCs w:val="1"/>
-                <w:sz w:val="16"/>
-                <w:szCs w:val="16"/>
-              </w:rPr>
-            </w:pPr>
-            <w:r>
-              <w:rPr>
-                <w:rtl w:val="0"/>
-              </w:rPr>
-            </w:r>
-          </w:p>
-        </w:tc>
-        <w:tc>
-          <w:tcPr/>
-          <w:p>
-            <w:pPr>
-              <w:spacing w:line="360" w:lineRule="auto"/>
-              <w:jc w:val="both"/>
-              <w:rPr>
-                <w:b w:val="1"/>
-                <w:bCs w:val="1"/>
-                <w:sz w:val="16"/>
-                <w:szCs w:val="16"/>
-              </w:rPr>
-            </w:pPr>
-            <w:r>
-              <w:rPr>
-                <w:rtl w:val="0"/>
-              </w:rPr>
-            </w:r>
-          </w:p>
-        </w:tc>
-        <w:tc>
-          <w:tcPr/>
           <w:p>
             <w:pPr>
               <w:spacing w:line="360" w:lineRule="auto"/>
@@ -6997,7 +7039,47 @@
                 <w:szCs w:val="16"/>
                 <w:rtl w:val="0"/>
               </w:rPr>
-              <w:t xml:space="preserve">Construcción de Base de Datos (Oracle) </w:t>
+              <w:t xml:space="preserve">Sprint 2 - Core Backend, Seguridad JWT y UI</w:t>
+            </w:r>
+          </w:p>
+        </w:tc>
+        <w:tc>
+          <w:tcPr/>
+          <w:p>
+            <w:pPr>
+              <w:spacing w:line="360" w:lineRule="auto"/>
+              <w:jc w:val="both"/>
+              <w:rPr>
+                <w:b w:val="1"/>
+                <w:bCs w:val="1"/>
+                <w:sz w:val="16"/>
+                <w:szCs w:val="16"/>
+              </w:rPr>
+            </w:pPr>
+            <w:r>
+              <w:rPr>
+                <w:rtl w:val="0"/>
+              </w:rPr>
+            </w:r>
+          </w:p>
+        </w:tc>
+        <w:tc>
+          <w:tcPr/>
+          <w:p>
+            <w:pPr>
+              <w:spacing w:line="360" w:lineRule="auto"/>
+              <w:jc w:val="both"/>
+              <w:rPr>
+                <w:b w:val="1"/>
+                <w:bCs w:val="1"/>
+                <w:sz w:val="16"/>
+                <w:szCs w:val="16"/>
+              </w:rPr>
+            </w:pPr>
+            <w:r>
+              <w:rPr>
+                <w:rtl w:val="0"/>
+              </w:rPr>
             </w:r>
           </w:p>
         </w:tc>
@@ -7107,48 +7189,6 @@
           <w:tcPr>
             <w:shd w:fill="fff2cc" w:val="clear"/>
           </w:tcPr>
-          <w:p>
-            <w:pPr>
-              <w:spacing w:line="360" w:lineRule="auto"/>
-              <w:jc w:val="both"/>
-              <w:rPr>
-                <w:b w:val="1"/>
-                <w:bCs w:val="1"/>
-                <w:sz w:val="16"/>
-                <w:szCs w:val="16"/>
-              </w:rPr>
-            </w:pPr>
-            <w:r>
-              <w:rPr>
-                <w:rtl w:val="0"/>
-              </w:rPr>
-            </w:r>
-          </w:p>
-        </w:tc>
-        <w:tc>
-          <w:tcPr>
-            <w:shd w:fill="fff2cc" w:val="clear"/>
-          </w:tcPr>
-          <w:p>
-            <w:pPr>
-              <w:spacing w:line="360" w:lineRule="auto"/>
-              <w:jc w:val="both"/>
-              <w:rPr>
-                <w:b w:val="1"/>
-                <w:bCs w:val="1"/>
-                <w:sz w:val="16"/>
-                <w:szCs w:val="16"/>
-              </w:rPr>
-            </w:pPr>
-            <w:r>
-              <w:rPr>
-                <w:rtl w:val="0"/>
-              </w:rPr>
-            </w:r>
-          </w:p>
-        </w:tc>
-        <w:tc>
-          <w:tcPr/>
           <w:p>
             <w:pPr>
               <w:spacing w:line="360" w:lineRule="auto"/>
@@ -7396,7 +7436,47 @@
                 <w:szCs w:val="16"/>
                 <w:rtl w:val="0"/>
               </w:rPr>
-              <w:t xml:space="preserve">Desarrollo Backend (Java) y Endpoints API </w:t>
+              <w:t xml:space="preserve">Sprint 3 - Desarrollo App móvil y web, simuladores IoT</w:t>
+            </w:r>
+          </w:p>
+        </w:tc>
+        <w:tc>
+          <w:tcPr/>
+          <w:p>
+            <w:pPr>
+              <w:spacing w:line="360" w:lineRule="auto"/>
+              <w:jc w:val="both"/>
+              <w:rPr>
+                <w:b w:val="1"/>
+                <w:bCs w:val="1"/>
+                <w:sz w:val="16"/>
+                <w:szCs w:val="16"/>
+              </w:rPr>
+            </w:pPr>
+            <w:r>
+              <w:rPr>
+                <w:rtl w:val="0"/>
+              </w:rPr>
+            </w:r>
+          </w:p>
+        </w:tc>
+        <w:tc>
+          <w:tcPr/>
+          <w:p>
+            <w:pPr>
+              <w:spacing w:line="360" w:lineRule="auto"/>
+              <w:jc w:val="both"/>
+              <w:rPr>
+                <w:b w:val="1"/>
+                <w:bCs w:val="1"/>
+                <w:sz w:val="16"/>
+                <w:szCs w:val="16"/>
+              </w:rPr>
+            </w:pPr>
+            <w:r>
+              <w:rPr>
+                <w:rtl w:val="0"/>
+              </w:rPr>
             </w:r>
           </w:p>
         </w:tc>
@@ -7565,75 +7645,27 @@
           </w:p>
         </w:tc>
         <w:tc>
-          <w:tcPr>
-            <w:shd w:fill="fff2cc" w:val="clear"/>
-          </w:tcPr>
-          <w:p>
-            <w:pPr>
-              <w:spacing w:line="360" w:lineRule="auto"/>
-              <w:jc w:val="both"/>
-              <w:rPr>
-                <w:b w:val="1"/>
-                <w:bCs w:val="1"/>
-                <w:sz w:val="16"/>
-                <w:szCs w:val="16"/>
-              </w:rPr>
-            </w:pPr>
-            <w:r>
-              <w:rPr>
-                <w:rtl w:val="0"/>
-              </w:rPr>
-            </w:r>
-          </w:p>
-        </w:tc>
-        <w:tc>
-          <w:tcPr>
-            <w:shd w:fill="fff2cc" w:val="clear"/>
-          </w:tcPr>
-          <w:p>
-            <w:pPr>
-              <w:spacing w:line="360" w:lineRule="auto"/>
-              <w:jc w:val="both"/>
-              <w:rPr>
-                <w:b w:val="1"/>
-                <w:bCs w:val="1"/>
-                <w:sz w:val="16"/>
-                <w:szCs w:val="16"/>
-              </w:rPr>
-            </w:pPr>
-            <w:r>
-              <w:rPr>
-                <w:rtl w:val="0"/>
-              </w:rPr>
-            </w:r>
-          </w:p>
-        </w:tc>
-        <w:tc>
-          <w:tcPr>
-            <w:shd w:fill="fff2cc" w:val="clear"/>
-          </w:tcPr>
-          <w:p>
-            <w:pPr>
-              <w:spacing w:line="360" w:lineRule="auto"/>
-              <w:jc w:val="both"/>
-              <w:rPr>
-                <w:b w:val="1"/>
-                <w:bCs w:val="1"/>
-                <w:sz w:val="16"/>
-                <w:szCs w:val="16"/>
-              </w:rPr>
-            </w:pPr>
-            <w:r>
-              <w:rPr>
-                <w:rtl w:val="0"/>
-              </w:rPr>
-            </w:r>
-          </w:p>
-        </w:tc>
-        <w:tc>
-          <w:tcPr>
-            <w:shd w:fill="fff2cc" w:val="clear"/>
-          </w:tcPr>
+          <w:tcPr/>
+          <w:p>
+            <w:pPr>
+              <w:spacing w:line="360" w:lineRule="auto"/>
+              <w:jc w:val="both"/>
+              <w:rPr>
+                <w:b w:val="1"/>
+                <w:bCs w:val="1"/>
+                <w:sz w:val="16"/>
+                <w:szCs w:val="16"/>
+              </w:rPr>
+            </w:pPr>
+            <w:r>
+              <w:rPr>
+                <w:rtl w:val="0"/>
+              </w:rPr>
+            </w:r>
+          </w:p>
+        </w:tc>
+        <w:tc>
+          <w:tcPr/>
           <w:p>
             <w:pPr>
               <w:spacing w:line="360" w:lineRule="auto"/>
@@ -7801,7 +7833,28 @@
                 <w:szCs w:val="16"/>
                 <w:rtl w:val="0"/>
               </w:rPr>
-              <w:t xml:space="preserve">Desarrollo Frontend (App Móvil y Web Admin) </w:t>
+              <w:t xml:space="preserve">Sprint 4 - </w:t>
+            </w:r>
+          </w:p>
+          <w:p>
+            <w:pPr>
+              <w:spacing w:line="360" w:lineRule="auto"/>
+              <w:rPr>
+                <w:b w:val="1"/>
+                <w:bCs w:val="1"/>
+                <w:sz w:val="16"/>
+                <w:szCs w:val="16"/>
+              </w:rPr>
+            </w:pPr>
+            <w:r>
+              <w:rPr>
+                <w:b w:val="1"/>
+                <w:bCs w:val="1"/>
+                <w:sz w:val="16"/>
+                <w:szCs w:val="16"/>
+                <w:rtl w:val="0"/>
+              </w:rPr>
+              <w:t xml:space="preserve">ETL, power BI, pruebas de calidad y cierre</w:t>
             </w:r>
           </w:p>
         </w:tc>
@@ -8050,53 +8103,47 @@
           </w:p>
         </w:tc>
         <w:tc>
-          <w:tcPr>
-            <w:shd w:fill="fff2cc" w:val="clear"/>
-          </w:tcPr>
-          <w:p>
-            <w:pPr>
-              <w:spacing w:line="360" w:lineRule="auto"/>
-              <w:jc w:val="both"/>
-              <w:rPr>
-                <w:b w:val="1"/>
-                <w:bCs w:val="1"/>
-                <w:sz w:val="16"/>
-                <w:szCs w:val="16"/>
-              </w:rPr>
-            </w:pPr>
-            <w:r>
-              <w:rPr>
-                <w:rtl w:val="0"/>
-              </w:rPr>
-            </w:r>
-          </w:p>
-        </w:tc>
-        <w:tc>
-          <w:tcPr>
-            <w:shd w:fill="fff2cc" w:val="clear"/>
-          </w:tcPr>
-          <w:p>
-            <w:pPr>
-              <w:spacing w:line="360" w:lineRule="auto"/>
-              <w:jc w:val="both"/>
-              <w:rPr>
-                <w:b w:val="1"/>
-                <w:bCs w:val="1"/>
-                <w:sz w:val="16"/>
-                <w:szCs w:val="16"/>
-              </w:rPr>
-            </w:pPr>
-            <w:r>
-              <w:rPr>
-                <w:rtl w:val="0"/>
-              </w:rPr>
-            </w:r>
-          </w:p>
-        </w:tc>
-        <w:tc>
-          <w:tcPr>
-            <w:shd w:fill="fff2cc" w:val="clear"/>
-          </w:tcPr>
+          <w:tcPr/>
+          <w:p>
+            <w:pPr>
+              <w:spacing w:line="360" w:lineRule="auto"/>
+              <w:jc w:val="both"/>
+              <w:rPr>
+                <w:b w:val="1"/>
+                <w:bCs w:val="1"/>
+                <w:sz w:val="16"/>
+                <w:szCs w:val="16"/>
+              </w:rPr>
+            </w:pPr>
+            <w:r>
+              <w:rPr>
+                <w:rtl w:val="0"/>
+              </w:rPr>
+            </w:r>
+          </w:p>
+        </w:tc>
+        <w:tc>
+          <w:tcPr/>
+          <w:p>
+            <w:pPr>
+              <w:spacing w:line="360" w:lineRule="auto"/>
+              <w:jc w:val="both"/>
+              <w:rPr>
+                <w:b w:val="1"/>
+                <w:bCs w:val="1"/>
+                <w:sz w:val="16"/>
+                <w:szCs w:val="16"/>
+              </w:rPr>
+            </w:pPr>
+            <w:r>
+              <w:rPr>
+                <w:rtl w:val="0"/>
+              </w:rPr>
+            </w:r>
+          </w:p>
+        </w:tc>
+        <w:tc>
+          <w:tcPr/>
           <w:p>
             <w:pPr>
               <w:spacing w:line="360" w:lineRule="auto"/>
@@ -8198,13 +8245,8 @@
             </w:pPr>
             <w:r>
               <w:rPr>
-                <w:b w:val="1"/>
-                <w:bCs w:val="1"/>
-                <w:sz w:val="16"/>
-                <w:szCs w:val="16"/>
-                <w:rtl w:val="0"/>
-              </w:rPr>
-              <w:t xml:space="preserve">Simulación IoT e Integración de Sistemas </w:t>
+                <w:rtl w:val="0"/>
+              </w:rPr>
             </w:r>
           </w:p>
         </w:tc>
@@ -8511,7 +8553,6 @@
         <w:tc>
           <w:tcPr>
             <w:gridSpan w:val="2"/>
-            <w:shd w:fill="f4cccc" w:val="clear"/>
           </w:tcPr>
           <w:p>
             <w:pPr>
@@ -8592,13 +8633,8 @@
             </w:pPr>
             <w:r>
               <w:rPr>
-                <w:b w:val="1"/>
-                <w:bCs w:val="1"/>
-                <w:sz w:val="16"/>
-                <w:szCs w:val="16"/>
-                <w:rtl w:val="0"/>
-              </w:rPr>
-              <w:t xml:space="preserve">Pruebas de Calidad (QA) y Rendimiento </w:t>
+                <w:rtl w:val="0"/>
+              </w:rPr>
             </w:r>
           </w:p>
         </w:tc>
@@ -8905,7 +8941,6 @@
         <w:tc>
           <w:tcPr>
             <w:gridSpan w:val="2"/>
-            <w:shd w:fill="f4cccc" w:val="clear"/>
           </w:tcPr>
           <w:p>
             <w:pPr>
@@ -8926,9 +8961,7 @@
           </w:p>
         </w:tc>
         <w:tc>
-          <w:tcPr>
-            <w:shd w:fill="f4cccc" w:val="clear"/>
-          </w:tcPr>
+          <w:tcPr/>
           <w:p>
             <w:pPr>
               <w:spacing w:line="360" w:lineRule="auto"/>
@@ -8988,13 +9021,8 @@
             </w:pPr>
             <w:r>
               <w:rPr>
-                <w:b w:val="1"/>
-                <w:bCs w:val="1"/>
-                <w:sz w:val="16"/>
-                <w:szCs w:val="16"/>
-                <w:rtl w:val="0"/>
-              </w:rPr>
-              <w:t xml:space="preserve">Despliegue Power BI y Entregables Finales </w:t>
+                <w:rtl w:val="0"/>
+              </w:rPr>
             </w:r>
           </w:p>
         </w:tc>
@@ -9321,31 +9349,27 @@
           </w:p>
         </w:tc>
         <w:tc>
-          <w:tcPr>
-            <w:shd w:fill="f4cccc" w:val="clear"/>
-          </w:tcPr>
-          <w:p>
-            <w:pPr>
-              <w:spacing w:line="360" w:lineRule="auto"/>
-              <w:jc w:val="both"/>
-              <w:rPr>
-                <w:b w:val="1"/>
-                <w:bCs w:val="1"/>
-                <w:sz w:val="16"/>
-                <w:szCs w:val="16"/>
-              </w:rPr>
-            </w:pPr>
-            <w:r>
-              <w:rPr>
-                <w:rtl w:val="0"/>
-              </w:rPr>
-            </w:r>
-          </w:p>
-        </w:tc>
-        <w:tc>
-          <w:tcPr>
-            <w:shd w:fill="f4cccc" w:val="clear"/>
-          </w:tcPr>
+          <w:tcPr/>
+          <w:p>
+            <w:pPr>
+              <w:spacing w:line="360" w:lineRule="auto"/>
+              <w:jc w:val="both"/>
+              <w:rPr>
+                <w:b w:val="1"/>
+                <w:bCs w:val="1"/>
+                <w:sz w:val="16"/>
+                <w:szCs w:val="16"/>
+              </w:rPr>
+            </w:pPr>
+            <w:r>
+              <w:rPr>
+                <w:rtl w:val="0"/>
+              </w:rPr>
+            </w:r>
+          </w:p>
+        </w:tc>
+        <w:tc>
+          <w:tcPr/>
           <w:p>
             <w:pPr>
               <w:spacing w:line="360" w:lineRule="auto"/>
@@ -9721,6 +9745,116 @@
   <w:abstractNum w:abstractNumId="1">
     <w:lvl w:ilvl="0">
       <w:start w:val="1"/>
+      <w:numFmt w:val="bullet"/>
+      <w:lvlText w:val="●"/>
+      <w:lvlJc w:val="left"/>
+      <w:pPr>
+        <w:ind w:left="720" w:hanging="360"/>
+      </w:pPr>
+      <w:rPr>
+        <w:u w:val="none"/>
+      </w:rPr>
+    </w:lvl>
+    <w:lvl w:ilvl="1">
+      <w:start w:val="1"/>
+      <w:numFmt w:val="bullet"/>
+      <w:lvlText w:val="○"/>
+      <w:lvlJc w:val="left"/>
+      <w:pPr>
+        <w:ind w:left="1440" w:hanging="360"/>
+      </w:pPr>
+      <w:rPr>
+        <w:u w:val="none"/>
+      </w:rPr>
+    </w:lvl>
+    <w:lvl w:ilvl="2">
+      <w:start w:val="1"/>
+      <w:numFmt w:val="bullet"/>
+      <w:lvlText w:val="■"/>
+      <w:lvlJc w:val="left"/>
+      <w:pPr>
+        <w:ind w:left="2160" w:hanging="360"/>
+      </w:pPr>
+      <w:rPr>
+        <w:u w:val="none"/>
+      </w:rPr>
+    </w:lvl>
+    <w:lvl w:ilvl="3">
+      <w:start w:val="1"/>
+      <w:numFmt w:val="bullet"/>
+      <w:lvlText w:val="●"/>
+      <w:lvlJc w:val="left"/>
+      <w:pPr>
+        <w:ind w:left="2880" w:hanging="360"/>
+      </w:pPr>
+      <w:rPr>
+        <w:u w:val="none"/>
+      </w:rPr>
+    </w:lvl>
+    <w:lvl w:ilvl="4">
+      <w:start w:val="1"/>
+      <w:numFmt w:val="bullet"/>
+      <w:lvlText w:val="○"/>
+      <w:lvlJc w:val="left"/>
+      <w:pPr>
+        <w:ind w:left="3600" w:hanging="360"/>
+      </w:pPr>
+      <w:rPr>
+        <w:u w:val="none"/>
+      </w:rPr>
+    </w:lvl>
+    <w:lvl w:ilvl="5">
+      <w:start w:val="1"/>
+      <w:numFmt w:val="bullet"/>
+      <w:lvlText w:val="■"/>
+      <w:lvlJc w:val="left"/>
+      <w:pPr>
+        <w:ind w:left="4320" w:hanging="360"/>
+      </w:pPr>
+      <w:rPr>
+        <w:u w:val="none"/>
+      </w:rPr>
+    </w:lvl>
+    <w:lvl w:ilvl="6">
+      <w:start w:val="1"/>
+      <w:numFmt w:val="bullet"/>
+      <w:lvlText w:val="●"/>
+      <w:lvlJc w:val="left"/>
+      <w:pPr>
+        <w:ind w:left="5040" w:hanging="360"/>
+      </w:pPr>
+      <w:rPr>
+        <w:u w:val="none"/>
+      </w:rPr>
+    </w:lvl>
+    <w:lvl w:ilvl="7">
+      <w:start w:val="1"/>
+      <w:numFmt w:val="bullet"/>
+      <w:lvlText w:val="○"/>
+      <w:lvlJc w:val="left"/>
+      <w:pPr>
+        <w:ind w:left="5760" w:hanging="360"/>
+      </w:pPr>
+      <w:rPr>
+        <w:u w:val="none"/>
+      </w:rPr>
+    </w:lvl>
+    <w:lvl w:ilvl="8">
+      <w:start w:val="1"/>
+      <w:numFmt w:val="bullet"/>
+      <w:lvlText w:val="■"/>
+      <w:lvlJc w:val="left"/>
+      <w:pPr>
+        <w:ind w:left="6480" w:hanging="360"/>
+      </w:pPr>
+      <w:rPr>
+        <w:u w:val="none"/>
+      </w:rPr>
+    </w:lvl>
+  </w:abstractNum>
+  <w:abstractNum w:abstractNumId="2">
+    <w:lvl w:ilvl="0">
+      <w:start w:val="1"/>
       <w:numFmt w:val="upperLetter"/>
       <w:lvlText w:val="%1."/>
       <w:lvlJc w:val="left"/>
@@ -9812,7 +9946,7 @@
       <w:rPr/>
     </w:lvl>
   </w:abstractNum>
-  <w:abstractNum w:abstractNumId="2">
+  <w:abstractNum w:abstractNumId="3">
     <w:lvl w:ilvl="0">
       <w:start w:val="1"/>
       <w:numFmt w:val="bullet"/>
@@ -9919,134 +10053,6 @@
       </w:pPr>
       <w:rPr>
         <w:rFonts w:ascii="Noto Sans Symbols" w:cs="Noto Sans Symbols" w:eastAsia="Noto Sans Symbols" w:hAnsi="Noto Sans Symbols"/>
-      </w:rPr>
-    </w:lvl>
-  </w:abstractNum>
-  <w:abstractNum w:abstractNumId="3">
-    <w:lvl w:ilvl="0">
-      <w:start w:val="1"/>
-      <w:numFmt w:val="bullet"/>
-      <w:lvlText w:val="●"/>
-      <w:lvlJc w:val="left"/>
-      <w:pPr>
-        <w:ind w:left="720" w:hanging="360"/>
-      </w:pPr>
-      <w:rPr>
-        <w:rFonts w:ascii="Noto Sans Symbols" w:cs="Noto Sans Symbols" w:eastAsia="Noto Sans Symbols" w:hAnsi="Noto Sans Symbols"/>
-        <w:sz w:val="20"/>
-        <w:szCs w:val="20"/>
-      </w:rPr>
-    </w:lvl>
-    <w:lvl w:ilvl="1">
-      <w:start w:val="1"/>
-      <w:numFmt w:val="bullet"/>
-      <w:lvlText w:val="o"/>
-      <w:lvlJc w:val="left"/>
-      <w:pPr>
-        <w:ind w:left="1440" w:hanging="360"/>
-      </w:pPr>
-      <w:rPr>
-        <w:rFonts w:ascii="Courier New" w:cs="Courier New" w:eastAsia="Courier New" w:hAnsi="Courier New"/>
-        <w:sz w:val="20"/>
-        <w:szCs w:val="20"/>
-      </w:rPr>
-    </w:lvl>
-    <w:lvl w:ilvl="2">
-      <w:start w:val="1"/>
-      <w:numFmt w:val="bullet"/>
-      <w:lvlText w:val="▪"/>
-      <w:lvlJc w:val="left"/>
-      <w:pPr>
-        <w:ind w:left="2160" w:hanging="360"/>
-      </w:pPr>
-      <w:rPr>
-        <w:rFonts w:ascii="Noto Sans Symbols" w:cs="Noto Sans Symbols" w:eastAsia="Noto Sans Symbols" w:hAnsi="Noto Sans Symbols"/>
-        <w:sz w:val="20"/>
-        <w:szCs w:val="20"/>
-      </w:rPr>
-    </w:lvl>
-    <w:lvl w:ilvl="3">
-      <w:start w:val="1"/>
-      <w:numFmt w:val="bullet"/>
-      <w:lvlText w:val="▪"/>
-      <w:lvlJc w:val="left"/>
-      <w:pPr>
-        <w:ind w:left="2880" w:hanging="360"/>
-      </w:pPr>
-      <w:rPr>
-        <w:rFonts w:ascii="Noto Sans Symbols" w:cs="Noto Sans Symbols" w:eastAsia="Noto Sans Symbols" w:hAnsi="Noto Sans Symbols"/>
-        <w:sz w:val="20"/>
-        <w:szCs w:val="20"/>
-      </w:rPr>
-    </w:lvl>
-    <w:lvl w:ilvl="4">
-      <w:start w:val="1"/>
-      <w:numFmt w:val="bullet"/>
-      <w:lvlText w:val="▪"/>
-      <w:lvlJc w:val="left"/>
-      <w:pPr>
-        <w:ind w:left="3600" w:hanging="360"/>
-      </w:pPr>
-      <w:rPr>
-        <w:rFonts w:ascii="Noto Sans Symbols" w:cs="Noto Sans Symbols" w:eastAsia="Noto Sans Symbols" w:hAnsi="Noto Sans Symbols"/>
-        <w:sz w:val="20"/>
-        <w:szCs w:val="20"/>
-      </w:rPr>
-    </w:lvl>
-    <w:lvl w:ilvl="5">
-      <w:start w:val="1"/>
-      <w:numFmt w:val="bullet"/>
-      <w:lvlText w:val="▪"/>
-      <w:lvlJc w:val="left"/>
-      <w:pPr>
-        <w:ind w:left="4320" w:hanging="360"/>
-      </w:pPr>
-      <w:rPr>
-        <w:rFonts w:ascii="Noto Sans Symbols" w:cs="Noto Sans Symbols" w:eastAsia="Noto Sans Symbols" w:hAnsi="Noto Sans Symbols"/>
-        <w:sz w:val="20"/>
-        <w:szCs w:val="20"/>
-      </w:rPr>
-    </w:lvl>
-    <w:lvl w:ilvl="6">
-      <w:start w:val="1"/>
-      <w:numFmt w:val="bullet"/>
-      <w:lvlText w:val="▪"/>
-      <w:lvlJc w:val="left"/>
-      <w:pPr>
-        <w:ind w:left="5040" w:hanging="360"/>
-      </w:pPr>
-      <w:rPr>
-        <w:rFonts w:ascii="Noto Sans Symbols" w:cs="Noto Sans Symbols" w:eastAsia="Noto Sans Symbols" w:hAnsi="Noto Sans Symbols"/>
-        <w:sz w:val="20"/>
-        <w:szCs w:val="20"/>
-      </w:rPr>
-    </w:lvl>
-    <w:lvl w:ilvl="7">
-      <w:start w:val="1"/>
-      <w:numFmt w:val="bullet"/>
-      <w:lvlText w:val="▪"/>
-      <w:lvlJc w:val="left"/>
-      <w:pPr>
-        <w:ind w:left="5760" w:hanging="360"/>
-      </w:pPr>
-      <w:rPr>
-        <w:rFonts w:ascii="Noto Sans Symbols" w:cs="Noto Sans Symbols" w:eastAsia="Noto Sans Symbols" w:hAnsi="Noto Sans Symbols"/>
-        <w:sz w:val="20"/>
-        <w:szCs w:val="20"/>
-      </w:rPr>
-    </w:lvl>
-    <w:lvl w:ilvl="8">
-      <w:start w:val="1"/>
-      <w:numFmt w:val="bullet"/>
-      <w:lvlText w:val="▪"/>
-      <w:lvlJc w:val="left"/>
-      <w:pPr>
-        <w:ind w:left="6480" w:hanging="360"/>
-      </w:pPr>
-      <w:rPr>
-        <w:rFonts w:ascii="Noto Sans Symbols" w:cs="Noto Sans Symbols" w:eastAsia="Noto Sans Symbols" w:hAnsi="Noto Sans Symbols"/>
-        <w:sz w:val="20"/>
-        <w:szCs w:val="20"/>
       </w:rPr>
     </w:lvl>
   </w:abstractNum>

--- a/Fase 1/Evidencias Grupales/1.5_GuiaEstudiante_Fase 1_Definicion Proyecto APT.docx
+++ b/Fase 1/Evidencias Grupales/1.5_GuiaEstudiante_Fase 1_Definicion Proyecto APT.docx
@@ -1338,11 +1338,42 @@
             </w:pPr>
             <w:r>
               <w:rPr>
+                <w:b w:val="1"/>
+                <w:bCs w:val="1"/>
+                <w:sz w:val="20"/>
+                <w:szCs w:val="20"/>
+                <w:rtl w:val="0"/>
+              </w:rPr>
+              <w:t xml:space="preserve">Problema a resolver: </w:t>
+            </w:r>
+            <w:r>
+              <w:rPr>
                 <w:sz w:val="20"/>
                 <w:szCs w:val="20"/>
                 <w:rtl w:val="0"/>
               </w:rPr>
               <w:t xml:space="preserve">El crecimiento desregulado de la micromovilidad en recintos institucionales genera caos logístico, vulnerabilidades de seguridad y un uso ineficiente del espacio físico, en un contexto donde la administración opera a ciegas sin datos transaccionales para justificar inversiones o planificar expansiones. La relevancia de OmniDock radica en transformar esta infraestructura pasiva en puntos de control activos mediante una solución tecnológica SaaS que entrega una doble propuesta de valor:</w:t>
+            </w:r>
+          </w:p>
+          <w:p>
+            <w:pPr>
+              <w:jc w:val="both"/>
+              <w:rPr>
+                <w:b w:val="1"/>
+                <w:bCs w:val="1"/>
+                <w:sz w:val="20"/>
+                <w:szCs w:val="20"/>
+              </w:rPr>
+            </w:pPr>
+            <w:r>
+              <w:rPr>
+                <w:b w:val="1"/>
+                <w:bCs w:val="1"/>
+                <w:sz w:val="20"/>
+                <w:szCs w:val="20"/>
+                <w:rtl w:val="0"/>
+              </w:rPr>
+              <w:t xml:space="preserve">StakeHolders: </w:t>
             </w:r>
           </w:p>
           <w:p>
@@ -1416,23 +1447,40 @@
             <w:pPr>
               <w:jc w:val="both"/>
               <w:rPr>
-                <w:sz w:val="20"/>
-                <w:szCs w:val="20"/>
-              </w:rPr>
-            </w:pPr>
-            <w:r>
-              <w:rPr>
                 <w:rFonts w:ascii="Calibri" w:cs="Calibri" w:eastAsia="Calibri" w:hAnsi="Calibri"/>
                 <w:sz w:val="20"/>
                 <w:szCs w:val="20"/>
+              </w:rPr>
+            </w:pPr>
+            <w:r>
+              <w:rPr>
+                <w:rFonts w:ascii="Calibri" w:cs="Calibri" w:eastAsia="Calibri" w:hAnsi="Calibri"/>
+                <w:sz w:val="20"/>
+                <w:szCs w:val="20"/>
                 <w:rtl w:val="0"/>
               </w:rPr>
               <w:t xml:space="preserve">OmniDock es un sistema de software transaccional para el control de accesos y asignación de estacionamientos (bahías/cupos) para bicicletas y scooters. Mediante la validación de credenciales institucionales, el sistema asigna espacios en tiempo real y registra cada evento de forma inmutable, alimentando pipelines de datos (ETL) que conectan con dashboards directivos en Power BI.</w:t>
             </w:r>
-            <w:r>
-              <w:rPr>
-                <w:rtl w:val="0"/>
-              </w:rPr>
+          </w:p>
+          <w:p>
+            <w:pPr>
+              <w:jc w:val="both"/>
+              <w:rPr>
+                <w:b w:val="1"/>
+                <w:bCs w:val="1"/>
+                <w:sz w:val="20"/>
+                <w:szCs w:val="20"/>
+              </w:rPr>
+            </w:pPr>
+            <w:r>
+              <w:rPr>
+                <w:b w:val="1"/>
+                <w:bCs w:val="1"/>
+                <w:sz w:val="20"/>
+                <w:szCs w:val="20"/>
+                <w:rtl w:val="0"/>
+              </w:rPr>
+              <w:t xml:space="preserve">Alcance MVP:</w:t>
             </w:r>
           </w:p>
           <w:p>
@@ -1505,31 +1553,64 @@
                 <w:ilvl w:val="0"/>
                 <w:numId w:val="4"/>
               </w:numPr>
+              <w:spacing w:after="0" w:afterAutospacing="0" w:before="0" w:beforeAutospacing="0" w:lineRule="auto"/>
+              <w:ind w:left="720" w:hanging="360"/>
+              <w:jc w:val="both"/>
+              <w:rPr>
+                <w:sz w:val="20"/>
+                <w:szCs w:val="20"/>
+              </w:rPr>
+            </w:pPr>
+            <w:r>
+              <w:rPr>
+                <w:sz w:val="20"/>
+                <w:szCs w:val="20"/>
+                <w:rtl w:val="0"/>
+              </w:rPr>
+              <w:t xml:space="preserve">Persistencia Transaccional e Inmutable: Tanto la App Móvil como la Plataforma Web consultan y escriben de forma síncrona sobre la misma base de datos relacional en Oracle SQL a través de un Backend en Java con APIs RESTful. Cada evento de ingreso o salida se registra de forma inmutable, alimentando pipelines de datos (ETL) que transforman transacciones operativas en conocimiento estratégico para la gerencia.</w:t>
+            </w:r>
+          </w:p>
+          <w:p>
+            <w:pPr>
+              <w:numPr>
+                <w:ilvl w:val="0"/>
+                <w:numId w:val="4"/>
+              </w:numPr>
               <w:spacing w:after="240" w:before="0" w:beforeAutospacing="0" w:lineRule="auto"/>
               <w:ind w:left="720" w:hanging="360"/>
               <w:jc w:val="both"/>
               <w:rPr>
                 <w:sz w:val="20"/>
                 <w:szCs w:val="20"/>
-              </w:rPr>
-            </w:pPr>
-            <w:r>
-              <w:rPr>
-                <w:sz w:val="20"/>
-                <w:szCs w:val="20"/>
-                <w:rtl w:val="0"/>
-              </w:rPr>
-              <w:t xml:space="preserve">Persistencia Transaccional e Inmutable: Tanto la App Móvil como la Plataforma Web consultan y escriben de forma síncrona sobre la misma base de datos relacional en Oracle SQL a través de un Backend en Java con APIs RESTful. Cada evento de ingreso o salida se registra de forma inmutable, alimentando pipelines de datos (ETL) que transforman transacciones operativas en conocimiento estratégico para la gerencia.</w:t>
-            </w:r>
-          </w:p>
-          <w:p>
-            <w:pPr>
-              <w:jc w:val="both"/>
-              <w:rPr>
-                <w:sz w:val="20"/>
-                <w:szCs w:val="20"/>
-              </w:rPr>
-            </w:pPr>
+                <w:u w:val="none"/>
+              </w:rPr>
+            </w:pPr>
+            <w:r>
+              <w:rPr>
+                <w:sz w:val="20"/>
+                <w:szCs w:val="20"/>
+                <w:rtl w:val="0"/>
+              </w:rPr>
+              <w:t xml:space="preserve">Exclusiones del MVP</w:t>
+            </w:r>
+            <w:r>
+              <w:rPr>
+                <w:b w:val="1"/>
+                <w:bCs w:val="1"/>
+                <w:sz w:val="20"/>
+                <w:szCs w:val="20"/>
+                <w:rtl w:val="0"/>
+              </w:rPr>
+              <w:t xml:space="preserve">:</w:t>
+            </w:r>
+            <w:r>
+              <w:rPr>
+                <w:sz w:val="20"/>
+                <w:szCs w:val="20"/>
+                <w:rtl w:val="0"/>
+              </w:rPr>
+              <w:t xml:space="preserve"> Para el alcance de este semestre, no se fabricará hardware físico (talanqueras/sensores); toda la interacción IoT será emulada mediante simuladores de software (Mocks) conectados a nuestra API. </w:t>
+            </w:r>
             <w:r>
               <w:rPr>
                 <w:rtl w:val="0"/>
